--- a/黄浩昀/语法巩固方案/学生版/第8课_语法讲义与练习_学生版.docx
+++ b/黄浩昀/语法巩固方案/学生版/第8课_语法讲义与练习_学生版.docx
@@ -14,7 +14,7 @@
           <w:color w:val="1F4E79"/>
           <w:sz w:val="32"/>
         </w:rPr>
-        <w:t>第 8 课 · 时态大综合</w:t>
+        <w:t>第 8 课 · 句子成分与句型</w:t>
       </w:r>
     </w:p>
     <w:p>
@@ -29,7 +29,7 @@
           <w:color w:val="888888"/>
           <w:sz w:val="20"/>
         </w:rPr>
-        <w:t>【复习课 · 强项巩固 + 新知：过去完成时】黄浩昀 · 语法巩固与学习系列 · 学生版</w:t>
+        <w:t>【复习50% + 新知50% · 新知：被动语态·各时态完整】黄浩昀 · 语法巩固与学习系列 · 学生版</w:t>
       </w:r>
     </w:p>
     <w:p>
@@ -59,7 +59,37 @@
           <w:color w:val="2E75B6"/>
           <w:sz w:val="24"/>
         </w:rPr>
-        <w:t>8.1 时态骨架</w:t>
+        <w:t>8.0 复习板块（50%）· 八年级系统板块：句子成分与五种句型</w:t>
+      </w:r>
+    </w:p>
+    <w:p>
+      <w:pPr>
+        <w:pStyle w:val="ListBullet"/>
+        <w:spacing w:after="20"/>
+      </w:pPr>
+      <w:r>
+        <w:rPr>
+          <w:rFonts w:ascii="Times New Roman" w:hAnsi="Times New Roman" w:eastAsia="微软雅黑"/>
+          <w:b w:val="0"/>
+          <w:i w:val="0"/>
+          <w:sz w:val="22"/>
+        </w:rPr>
+        <w:t>—— 本课复习八年级系统板块 ——</w:t>
+      </w:r>
+    </w:p>
+    <w:p>
+      <w:pPr>
+        <w:spacing w:before="80"/>
+      </w:pPr>
+      <w:r>
+        <w:rPr>
+          <w:rFonts w:ascii="Times New Roman" w:hAnsi="Times New Roman" w:eastAsia="微软雅黑"/>
+          <w:b/>
+          <w:i w:val="0"/>
+          <w:color w:val="2E75B6"/>
+          <w:sz w:val="24"/>
+        </w:rPr>
+        <w:t>8.1 句子成分框架表</w:t>
       </w:r>
     </w:p>
     <w:tbl>
@@ -91,7 +121,7 @@
                 <w:color w:val="FFFFFF"/>
                 <w:sz w:val="20"/>
               </w:rPr>
-              <w:t>时态</w:t>
+              <w:t>成分</w:t>
             </w:r>
           </w:p>
         </w:tc>
@@ -110,7 +140,7 @@
                 <w:color w:val="FFFFFF"/>
                 <w:sz w:val="20"/>
               </w:rPr>
-              <w:t>构成</w:t>
+              <w:t>作用</w:t>
             </w:r>
           </w:p>
         </w:tc>
@@ -129,7 +159,7 @@
                 <w:color w:val="FFFFFF"/>
                 <w:sz w:val="20"/>
               </w:rPr>
-              <w:t>标志</w:t>
+              <w:t>常见词性</w:t>
             </w:r>
           </w:p>
         </w:tc>
@@ -167,7 +197,7 @@
                 <w:i w:val="0"/>
                 <w:sz w:val="20"/>
               </w:rPr>
-              <w:t>一般现在</w:t>
+              <w:t>主语</w:t>
             </w:r>
           </w:p>
         </w:tc>
@@ -184,7 +214,7 @@
                 <w:i w:val="0"/>
                 <w:sz w:val="20"/>
               </w:rPr>
-              <w:t>do/does</w:t>
+              <w:t>动作发出者/谈论对象</w:t>
             </w:r>
           </w:p>
         </w:tc>
@@ -201,7 +231,7 @@
                 <w:i w:val="0"/>
                 <w:sz w:val="20"/>
               </w:rPr>
-              <w:t>always, every day</w:t>
+              <w:t>名词/代词/动名词</w:t>
             </w:r>
           </w:p>
         </w:tc>
@@ -218,7 +248,7 @@
                 <w:i w:val="0"/>
                 <w:sz w:val="20"/>
               </w:rPr>
-              <w:t>He gets up at seven.</w:t>
+              <w:t>Reading is a good habit.</w:t>
             </w:r>
           </w:p>
         </w:tc>
@@ -237,7 +267,7 @@
                 <w:i w:val="0"/>
                 <w:sz w:val="20"/>
               </w:rPr>
-              <w:t>一般过去</w:t>
+              <w:t>谓语</w:t>
             </w:r>
           </w:p>
         </w:tc>
@@ -254,7 +284,7 @@
                 <w:i w:val="0"/>
                 <w:sz w:val="20"/>
               </w:rPr>
-              <w:t>did</w:t>
+              <w:t>动作或状态</w:t>
             </w:r>
           </w:p>
         </w:tc>
@@ -271,7 +301,7 @@
                 <w:i w:val="0"/>
                 <w:sz w:val="20"/>
               </w:rPr>
-              <w:t>yesterday, ago</w:t>
+              <w:t>动词</w:t>
             </w:r>
           </w:p>
         </w:tc>
@@ -288,7 +318,7 @@
                 <w:i w:val="0"/>
                 <w:sz w:val="20"/>
               </w:rPr>
-              <w:t>I visited Beijing last year.</w:t>
+              <w:t>She teaches English.</w:t>
             </w:r>
           </w:p>
         </w:tc>
@@ -307,7 +337,7 @@
                 <w:i w:val="0"/>
                 <w:sz w:val="20"/>
               </w:rPr>
-              <w:t>一般将来</w:t>
+              <w:t>宾语</w:t>
             </w:r>
           </w:p>
         </w:tc>
@@ -324,7 +354,7 @@
                 <w:i w:val="0"/>
                 <w:sz w:val="20"/>
               </w:rPr>
-              <w:t>will do</w:t>
+              <w:t>动作承受者</w:t>
             </w:r>
           </w:p>
         </w:tc>
@@ -341,7 +371,7 @@
                 <w:i w:val="0"/>
                 <w:sz w:val="20"/>
               </w:rPr>
-              <w:t>tomorrow, next</w:t>
+              <w:t>名词/代词</w:t>
             </w:r>
           </w:p>
         </w:tc>
@@ -358,7 +388,7 @@
                 <w:i w:val="0"/>
                 <w:sz w:val="20"/>
               </w:rPr>
-              <w:t>She will come tomorrow.</w:t>
+              <w:t>I like music.</w:t>
             </w:r>
           </w:p>
         </w:tc>
@@ -377,7 +407,7 @@
                 <w:i w:val="0"/>
                 <w:sz w:val="20"/>
               </w:rPr>
-              <w:t>现在进行</w:t>
+              <w:t>宾补</w:t>
             </w:r>
           </w:p>
         </w:tc>
@@ -394,7 +424,7 @@
                 <w:i w:val="0"/>
                 <w:sz w:val="20"/>
               </w:rPr>
-              <w:t>am/is/are doing</w:t>
+              <w:t>补充说明宾语</w:t>
             </w:r>
           </w:p>
         </w:tc>
@@ -411,7 +441,7 @@
                 <w:i w:val="0"/>
                 <w:sz w:val="20"/>
               </w:rPr>
-              <w:t>now, look</w:t>
+              <w:t>形容词/名词/不定式</w:t>
             </w:r>
           </w:p>
         </w:tc>
@@ -428,7 +458,7 @@
                 <w:i w:val="0"/>
                 <w:sz w:val="20"/>
               </w:rPr>
-              <w:t>They are playing now.</w:t>
+              <w:t>The news made me happy.</w:t>
             </w:r>
           </w:p>
         </w:tc>
@@ -447,7 +477,7 @@
                 <w:i w:val="0"/>
                 <w:sz w:val="20"/>
               </w:rPr>
-              <w:t>过去进行</w:t>
+              <w:t>状语</w:t>
             </w:r>
           </w:p>
         </w:tc>
@@ -464,7 +494,7 @@
                 <w:i w:val="0"/>
                 <w:sz w:val="20"/>
               </w:rPr>
-              <w:t>was/were doing</w:t>
+              <w:t>修饰动作（时间/地点/方式）</w:t>
             </w:r>
           </w:p>
         </w:tc>
@@ -481,7 +511,7 @@
                 <w:i w:val="0"/>
                 <w:sz w:val="20"/>
               </w:rPr>
-              <w:t>at that time</w:t>
+              <w:t>副词/介词短语</w:t>
             </w:r>
           </w:p>
         </w:tc>
@@ -498,147 +528,7 @@
                 <w:i w:val="0"/>
                 <w:sz w:val="20"/>
               </w:rPr>
-              <w:t>I was reading when he came.</w:t>
-            </w:r>
-          </w:p>
-        </w:tc>
-      </w:tr>
-      <w:tr>
-        <w:tc>
-          <w:tcPr>
-            <w:tcW w:type="dxa" w:w="2550"/>
-          </w:tcPr>
-          <w:p>
-            <w:r/>
-            <w:r>
-              <w:rPr>
-                <w:rFonts w:ascii="Times New Roman" w:hAnsi="Times New Roman" w:eastAsia="微软雅黑"/>
-                <w:b w:val="0"/>
-                <w:i w:val="0"/>
-                <w:sz w:val="20"/>
-              </w:rPr>
-              <w:t>现在完成</w:t>
-            </w:r>
-          </w:p>
-        </w:tc>
-        <w:tc>
-          <w:tcPr>
-            <w:tcW w:type="dxa" w:w="2550"/>
-          </w:tcPr>
-          <w:p>
-            <w:r/>
-            <w:r>
-              <w:rPr>
-                <w:rFonts w:ascii="Times New Roman" w:hAnsi="Times New Roman" w:eastAsia="微软雅黑"/>
-                <w:b w:val="0"/>
-                <w:i w:val="0"/>
-                <w:sz w:val="20"/>
-              </w:rPr>
-              <w:t>have/has done</w:t>
-            </w:r>
-          </w:p>
-        </w:tc>
-        <w:tc>
-          <w:tcPr>
-            <w:tcW w:type="dxa" w:w="2550"/>
-          </w:tcPr>
-          <w:p>
-            <w:r/>
-            <w:r>
-              <w:rPr>
-                <w:rFonts w:ascii="Times New Roman" w:hAnsi="Times New Roman" w:eastAsia="微软雅黑"/>
-                <w:b w:val="0"/>
-                <w:i w:val="0"/>
-                <w:sz w:val="20"/>
-              </w:rPr>
-              <w:t>already, since, for</w:t>
-            </w:r>
-          </w:p>
-        </w:tc>
-        <w:tc>
-          <w:tcPr>
-            <w:tcW w:type="dxa" w:w="2550"/>
-          </w:tcPr>
-          <w:p>
-            <w:r/>
-            <w:r>
-              <w:rPr>
-                <w:rFonts w:ascii="Times New Roman" w:hAnsi="Times New Roman" w:eastAsia="微软雅黑"/>
-                <w:b w:val="0"/>
-                <w:i w:val="0"/>
-                <w:sz w:val="20"/>
-              </w:rPr>
-              <w:t>He has lived here since 2020.</w:t>
-            </w:r>
-          </w:p>
-        </w:tc>
-      </w:tr>
-      <w:tr>
-        <w:tc>
-          <w:tcPr>
-            <w:tcW w:type="dxa" w:w="2550"/>
-          </w:tcPr>
-          <w:p>
-            <w:r/>
-            <w:r>
-              <w:rPr>
-                <w:rFonts w:ascii="Times New Roman" w:hAnsi="Times New Roman" w:eastAsia="微软雅黑"/>
-                <w:b w:val="0"/>
-                <w:i w:val="0"/>
-                <w:sz w:val="20"/>
-              </w:rPr>
-              <w:t>过去完成</w:t>
-            </w:r>
-          </w:p>
-        </w:tc>
-        <w:tc>
-          <w:tcPr>
-            <w:tcW w:type="dxa" w:w="2550"/>
-          </w:tcPr>
-          <w:p>
-            <w:r/>
-            <w:r>
-              <w:rPr>
-                <w:rFonts w:ascii="Times New Roman" w:hAnsi="Times New Roman" w:eastAsia="微软雅黑"/>
-                <w:b w:val="0"/>
-                <w:i w:val="0"/>
-                <w:sz w:val="20"/>
-              </w:rPr>
-              <w:t>had done</w:t>
-            </w:r>
-          </w:p>
-        </w:tc>
-        <w:tc>
-          <w:tcPr>
-            <w:tcW w:type="dxa" w:w="2550"/>
-          </w:tcPr>
-          <w:p>
-            <w:r/>
-            <w:r>
-              <w:rPr>
-                <w:rFonts w:ascii="Times New Roman" w:hAnsi="Times New Roman" w:eastAsia="微软雅黑"/>
-                <w:b w:val="0"/>
-                <w:i w:val="0"/>
-                <w:sz w:val="20"/>
-              </w:rPr>
-              <w:t>by then, before</w:t>
-            </w:r>
-          </w:p>
-        </w:tc>
-        <w:tc>
-          <w:tcPr>
-            <w:tcW w:type="dxa" w:w="2550"/>
-          </w:tcPr>
-          <w:p>
-            <w:r/>
-            <w:r>
-              <w:rPr>
-                <w:rFonts w:ascii="Times New Roman" w:hAnsi="Times New Roman" w:eastAsia="微软雅黑"/>
-                <w:b w:val="0"/>
-                <w:i w:val="0"/>
-                <w:sz w:val="20"/>
-              </w:rPr>
-              <w:t>She had finished before I arrived.</w:t>
+              <w:t>He runs fast.</w:t>
             </w:r>
           </w:p>
         </w:tc>
@@ -656,7 +546,834 @@
           <w:color w:val="2E75B6"/>
           <w:sz w:val="24"/>
         </w:rPr>
-        <w:t>8.2 for 与 since</w:t>
+        <w:t>8.2 五种基本句型框架表</w:t>
+      </w:r>
+    </w:p>
+    <w:tbl>
+      <w:tblPr>
+        <w:tblStyle w:val="TableGrid"/>
+        <w:tblW w:type="auto" w:w="0"/>
+        <w:jc w:val="center"/>
+        <w:tblLook w:firstColumn="1" w:firstRow="1" w:lastColumn="0" w:lastRow="0" w:noHBand="0" w:noVBand="1" w:val="04A0"/>
+      </w:tblPr>
+      <w:tblGrid>
+        <w:gridCol w:w="3400"/>
+        <w:gridCol w:w="3400"/>
+        <w:gridCol w:w="3400"/>
+      </w:tblGrid>
+      <w:tr>
+        <w:tc>
+          <w:tcPr>
+            <w:tcW w:type="dxa" w:w="3400"/>
+            <w:shd w:val="clear" w:fill="1F4E79"/>
+          </w:tcPr>
+          <w:p>
+            <w:r/>
+            <w:r>
+              <w:rPr>
+                <w:rFonts w:ascii="Times New Roman" w:hAnsi="Times New Roman" w:eastAsia="微软雅黑"/>
+                <w:b/>
+                <w:i w:val="0"/>
+                <w:color w:val="FFFFFF"/>
+                <w:sz w:val="20"/>
+              </w:rPr>
+              <w:t>句型</w:t>
+            </w:r>
+          </w:p>
+        </w:tc>
+        <w:tc>
+          <w:tcPr>
+            <w:tcW w:type="dxa" w:w="3400"/>
+            <w:shd w:val="clear" w:fill="1F4E79"/>
+          </w:tcPr>
+          <w:p>
+            <w:r/>
+            <w:r>
+              <w:rPr>
+                <w:rFonts w:ascii="Times New Roman" w:hAnsi="Times New Roman" w:eastAsia="微软雅黑"/>
+                <w:b/>
+                <w:i w:val="0"/>
+                <w:color w:val="FFFFFF"/>
+                <w:sz w:val="20"/>
+              </w:rPr>
+              <w:t>结构</w:t>
+            </w:r>
+          </w:p>
+        </w:tc>
+        <w:tc>
+          <w:tcPr>
+            <w:tcW w:type="dxa" w:w="3400"/>
+            <w:shd w:val="clear" w:fill="1F4E79"/>
+          </w:tcPr>
+          <w:p>
+            <w:r/>
+            <w:r>
+              <w:rPr>
+                <w:rFonts w:ascii="Times New Roman" w:hAnsi="Times New Roman" w:eastAsia="微软雅黑"/>
+                <w:b/>
+                <w:i w:val="0"/>
+                <w:color w:val="FFFFFF"/>
+                <w:sz w:val="20"/>
+              </w:rPr>
+              <w:t>例句</w:t>
+            </w:r>
+          </w:p>
+        </w:tc>
+      </w:tr>
+      <w:tr>
+        <w:tc>
+          <w:tcPr>
+            <w:tcW w:type="dxa" w:w="3400"/>
+          </w:tcPr>
+          <w:p>
+            <w:r/>
+            <w:r>
+              <w:rPr>
+                <w:rFonts w:ascii="Times New Roman" w:hAnsi="Times New Roman" w:eastAsia="微软雅黑"/>
+                <w:b w:val="0"/>
+                <w:i w:val="0"/>
+                <w:sz w:val="20"/>
+              </w:rPr>
+              <w:t>主谓</w:t>
+            </w:r>
+          </w:p>
+        </w:tc>
+        <w:tc>
+          <w:tcPr>
+            <w:tcW w:type="dxa" w:w="3400"/>
+          </w:tcPr>
+          <w:p>
+            <w:r/>
+            <w:r>
+              <w:rPr>
+                <w:rFonts w:ascii="Times New Roman" w:hAnsi="Times New Roman" w:eastAsia="微软雅黑"/>
+                <w:b w:val="0"/>
+                <w:i w:val="0"/>
+                <w:sz w:val="20"/>
+              </w:rPr>
+              <w:t>S + V</w:t>
+            </w:r>
+          </w:p>
+        </w:tc>
+        <w:tc>
+          <w:tcPr>
+            <w:tcW w:type="dxa" w:w="3400"/>
+          </w:tcPr>
+          <w:p>
+            <w:r/>
+            <w:r>
+              <w:rPr>
+                <w:rFonts w:ascii="Times New Roman" w:hAnsi="Times New Roman" w:eastAsia="微软雅黑"/>
+                <w:b w:val="0"/>
+                <w:i w:val="0"/>
+                <w:sz w:val="20"/>
+              </w:rPr>
+              <w:t>He runs.</w:t>
+            </w:r>
+          </w:p>
+        </w:tc>
+      </w:tr>
+      <w:tr>
+        <w:tc>
+          <w:tcPr>
+            <w:tcW w:type="dxa" w:w="3400"/>
+          </w:tcPr>
+          <w:p>
+            <w:r/>
+            <w:r>
+              <w:rPr>
+                <w:rFonts w:ascii="Times New Roman" w:hAnsi="Times New Roman" w:eastAsia="微软雅黑"/>
+                <w:b w:val="0"/>
+                <w:i w:val="0"/>
+                <w:sz w:val="20"/>
+              </w:rPr>
+              <w:t>主谓宾</w:t>
+            </w:r>
+          </w:p>
+        </w:tc>
+        <w:tc>
+          <w:tcPr>
+            <w:tcW w:type="dxa" w:w="3400"/>
+          </w:tcPr>
+          <w:p>
+            <w:r/>
+            <w:r>
+              <w:rPr>
+                <w:rFonts w:ascii="Times New Roman" w:hAnsi="Times New Roman" w:eastAsia="微软雅黑"/>
+                <w:b w:val="0"/>
+                <w:i w:val="0"/>
+                <w:sz w:val="20"/>
+              </w:rPr>
+              <w:t>S + V + O</w:t>
+            </w:r>
+          </w:p>
+        </w:tc>
+        <w:tc>
+          <w:tcPr>
+            <w:tcW w:type="dxa" w:w="3400"/>
+          </w:tcPr>
+          <w:p>
+            <w:r/>
+            <w:r>
+              <w:rPr>
+                <w:rFonts w:ascii="Times New Roman" w:hAnsi="Times New Roman" w:eastAsia="微软雅黑"/>
+                <w:b w:val="0"/>
+                <w:i w:val="0"/>
+                <w:sz w:val="20"/>
+              </w:rPr>
+              <w:t>I like music.</w:t>
+            </w:r>
+          </w:p>
+        </w:tc>
+      </w:tr>
+      <w:tr>
+        <w:tc>
+          <w:tcPr>
+            <w:tcW w:type="dxa" w:w="3400"/>
+          </w:tcPr>
+          <w:p>
+            <w:r/>
+            <w:r>
+              <w:rPr>
+                <w:rFonts w:ascii="Times New Roman" w:hAnsi="Times New Roman" w:eastAsia="微软雅黑"/>
+                <w:b w:val="0"/>
+                <w:i w:val="0"/>
+                <w:sz w:val="20"/>
+              </w:rPr>
+              <w:t>主系表</w:t>
+            </w:r>
+          </w:p>
+        </w:tc>
+        <w:tc>
+          <w:tcPr>
+            <w:tcW w:type="dxa" w:w="3400"/>
+          </w:tcPr>
+          <w:p>
+            <w:r/>
+            <w:r>
+              <w:rPr>
+                <w:rFonts w:ascii="Times New Roman" w:hAnsi="Times New Roman" w:eastAsia="微软雅黑"/>
+                <w:b w:val="0"/>
+                <w:i w:val="0"/>
+                <w:sz w:val="20"/>
+              </w:rPr>
+              <w:t>S + V + P</w:t>
+            </w:r>
+          </w:p>
+        </w:tc>
+        <w:tc>
+          <w:tcPr>
+            <w:tcW w:type="dxa" w:w="3400"/>
+          </w:tcPr>
+          <w:p>
+            <w:r/>
+            <w:r>
+              <w:rPr>
+                <w:rFonts w:ascii="Times New Roman" w:hAnsi="Times New Roman" w:eastAsia="微软雅黑"/>
+                <w:b w:val="0"/>
+                <w:i w:val="0"/>
+                <w:sz w:val="20"/>
+              </w:rPr>
+              <w:t>She is a teacher.</w:t>
+            </w:r>
+          </w:p>
+        </w:tc>
+      </w:tr>
+      <w:tr>
+        <w:tc>
+          <w:tcPr>
+            <w:tcW w:type="dxa" w:w="3400"/>
+          </w:tcPr>
+          <w:p>
+            <w:r/>
+            <w:r>
+              <w:rPr>
+                <w:rFonts w:ascii="Times New Roman" w:hAnsi="Times New Roman" w:eastAsia="微软雅黑"/>
+                <w:b w:val="0"/>
+                <w:i w:val="0"/>
+                <w:sz w:val="20"/>
+              </w:rPr>
+              <w:t>主谓双宾</w:t>
+            </w:r>
+          </w:p>
+        </w:tc>
+        <w:tc>
+          <w:tcPr>
+            <w:tcW w:type="dxa" w:w="3400"/>
+          </w:tcPr>
+          <w:p>
+            <w:r/>
+            <w:r>
+              <w:rPr>
+                <w:rFonts w:ascii="Times New Roman" w:hAnsi="Times New Roman" w:eastAsia="微软雅黑"/>
+                <w:b w:val="0"/>
+                <w:i w:val="0"/>
+                <w:sz w:val="20"/>
+              </w:rPr>
+              <w:t>S + V + Oi + Od</w:t>
+            </w:r>
+          </w:p>
+        </w:tc>
+        <w:tc>
+          <w:tcPr>
+            <w:tcW w:type="dxa" w:w="3400"/>
+          </w:tcPr>
+          <w:p>
+            <w:r/>
+            <w:r>
+              <w:rPr>
+                <w:rFonts w:ascii="Times New Roman" w:hAnsi="Times New Roman" w:eastAsia="微软雅黑"/>
+                <w:b w:val="0"/>
+                <w:i w:val="0"/>
+                <w:sz w:val="20"/>
+              </w:rPr>
+              <w:t>He gave me a book.</w:t>
+            </w:r>
+          </w:p>
+        </w:tc>
+      </w:tr>
+      <w:tr>
+        <w:tc>
+          <w:tcPr>
+            <w:tcW w:type="dxa" w:w="3400"/>
+          </w:tcPr>
+          <w:p>
+            <w:r/>
+            <w:r>
+              <w:rPr>
+                <w:rFonts w:ascii="Times New Roman" w:hAnsi="Times New Roman" w:eastAsia="微软雅黑"/>
+                <w:b w:val="0"/>
+                <w:i w:val="0"/>
+                <w:sz w:val="20"/>
+              </w:rPr>
+              <w:t>主谓宾补</w:t>
+            </w:r>
+          </w:p>
+        </w:tc>
+        <w:tc>
+          <w:tcPr>
+            <w:tcW w:type="dxa" w:w="3400"/>
+          </w:tcPr>
+          <w:p>
+            <w:r/>
+            <w:r>
+              <w:rPr>
+                <w:rFonts w:ascii="Times New Roman" w:hAnsi="Times New Roman" w:eastAsia="微软雅黑"/>
+                <w:b w:val="0"/>
+                <w:i w:val="0"/>
+                <w:sz w:val="20"/>
+              </w:rPr>
+              <w:t>S + V + O + C</w:t>
+            </w:r>
+          </w:p>
+        </w:tc>
+        <w:tc>
+          <w:tcPr>
+            <w:tcW w:type="dxa" w:w="3400"/>
+          </w:tcPr>
+          <w:p>
+            <w:r/>
+            <w:r>
+              <w:rPr>
+                <w:rFonts w:ascii="Times New Roman" w:hAnsi="Times New Roman" w:eastAsia="微软雅黑"/>
+                <w:b w:val="0"/>
+                <w:i w:val="0"/>
+                <w:sz w:val="20"/>
+              </w:rPr>
+              <w:t>The news made me happy.</w:t>
+            </w:r>
+          </w:p>
+        </w:tc>
+      </w:tr>
+    </w:tbl>
+    <w:p>
+      <w:pPr>
+        <w:spacing w:before="80"/>
+      </w:pPr>
+      <w:r>
+        <w:rPr>
+          <w:rFonts w:ascii="Times New Roman" w:hAnsi="Times New Roman" w:eastAsia="微软雅黑"/>
+          <w:b/>
+          <w:i w:val="0"/>
+          <w:color w:val="2E75B6"/>
+          <w:sz w:val="24"/>
+        </w:rPr>
+        <w:t>8.3 长难句成分拆解</w:t>
+      </w:r>
+    </w:p>
+    <w:p>
+      <w:pPr>
+        <w:spacing w:lineRule="auto" w:line="312" w:after="20"/>
+        <w:ind w:left="340"/>
+      </w:pPr>
+      <w:r>
+        <w:rPr>
+          <w:rFonts w:ascii="Times New Roman" w:hAnsi="Times New Roman" w:eastAsia="微软雅黑"/>
+          <w:b w:val="0"/>
+          <w:i/>
+          <w:sz w:val="22"/>
+        </w:rPr>
+        <w:t xml:space="preserve">The good news, which came this morning, made everyone happy.　</w:t>
+      </w:r>
+      <w:r>
+        <w:rPr>
+          <w:rFonts w:ascii="Times New Roman" w:hAnsi="Times New Roman" w:eastAsia="微软雅黑"/>
+          <w:b w:val="0"/>
+          <w:i w:val="0"/>
+          <w:color w:val="595959"/>
+          <w:sz w:val="22"/>
+        </w:rPr>
+        <w:t>今早到来的好消息让每个人都开心。（主语 The good news + 定语从句 + 谓语 made + 宾语 everyone + 宾补 happy）</w:t>
+      </w:r>
+    </w:p>
+    <w:p>
+      <w:pPr>
+        <w:spacing w:before="80"/>
+      </w:pPr>
+      <w:r>
+        <w:rPr>
+          <w:rFonts w:ascii="Times New Roman" w:hAnsi="Times New Roman" w:eastAsia="微软雅黑"/>
+          <w:b/>
+          <w:i w:val="0"/>
+          <w:color w:val="2E75B6"/>
+          <w:sz w:val="24"/>
+        </w:rPr>
+        <w:t>8.4 新知板块（50%）· 九年级新语法：被动语态·各时态完整</w:t>
+      </w:r>
+    </w:p>
+    <w:p>
+      <w:pPr>
+        <w:pStyle w:val="ListBullet"/>
+        <w:spacing w:after="20"/>
+      </w:pPr>
+      <w:r>
+        <w:rPr>
+          <w:rFonts w:ascii="Times New Roman" w:hAnsi="Times New Roman" w:eastAsia="微软雅黑"/>
+          <w:b w:val="0"/>
+          <w:i w:val="0"/>
+          <w:sz w:val="22"/>
+        </w:rPr>
+        <w:t>—— 本课新学九年级语法：被动语态（完整体系：各种时态被动）——</w:t>
+      </w:r>
+    </w:p>
+    <w:p>
+      <w:pPr>
+        <w:spacing w:before="80"/>
+      </w:pPr>
+      <w:r>
+        <w:rPr>
+          <w:rFonts w:ascii="Times New Roman" w:hAnsi="Times New Roman" w:eastAsia="微软雅黑"/>
+          <w:b/>
+          <w:i w:val="0"/>
+          <w:color w:val="2E75B6"/>
+          <w:sz w:val="24"/>
+        </w:rPr>
+        <w:t>8.5 被动语态各时态完整框架表</w:t>
+      </w:r>
+    </w:p>
+    <w:tbl>
+      <w:tblPr>
+        <w:tblStyle w:val="TableGrid"/>
+        <w:tblW w:type="auto" w:w="0"/>
+        <w:jc w:val="center"/>
+        <w:tblLook w:firstColumn="1" w:firstRow="1" w:lastColumn="0" w:lastRow="0" w:noHBand="0" w:noVBand="1" w:val="04A0"/>
+      </w:tblPr>
+      <w:tblGrid>
+        <w:gridCol w:w="3400"/>
+        <w:gridCol w:w="3400"/>
+        <w:gridCol w:w="3400"/>
+      </w:tblGrid>
+      <w:tr>
+        <w:tc>
+          <w:tcPr>
+            <w:tcW w:type="dxa" w:w="3400"/>
+            <w:shd w:val="clear" w:fill="1F4E79"/>
+          </w:tcPr>
+          <w:p>
+            <w:r/>
+            <w:r>
+              <w:rPr>
+                <w:rFonts w:ascii="Times New Roman" w:hAnsi="Times New Roman" w:eastAsia="微软雅黑"/>
+                <w:b/>
+                <w:i w:val="0"/>
+                <w:color w:val="FFFFFF"/>
+                <w:sz w:val="20"/>
+              </w:rPr>
+              <w:t>时态</w:t>
+            </w:r>
+          </w:p>
+        </w:tc>
+        <w:tc>
+          <w:tcPr>
+            <w:tcW w:type="dxa" w:w="3400"/>
+            <w:shd w:val="clear" w:fill="1F4E79"/>
+          </w:tcPr>
+          <w:p>
+            <w:r/>
+            <w:r>
+              <w:rPr>
+                <w:rFonts w:ascii="Times New Roman" w:hAnsi="Times New Roman" w:eastAsia="微软雅黑"/>
+                <w:b/>
+                <w:i w:val="0"/>
+                <w:color w:val="FFFFFF"/>
+                <w:sz w:val="20"/>
+              </w:rPr>
+              <w:t>被动构成</w:t>
+            </w:r>
+          </w:p>
+        </w:tc>
+        <w:tc>
+          <w:tcPr>
+            <w:tcW w:type="dxa" w:w="3400"/>
+            <w:shd w:val="clear" w:fill="1F4E79"/>
+          </w:tcPr>
+          <w:p>
+            <w:r/>
+            <w:r>
+              <w:rPr>
+                <w:rFonts w:ascii="Times New Roman" w:hAnsi="Times New Roman" w:eastAsia="微软雅黑"/>
+                <w:b/>
+                <w:i w:val="0"/>
+                <w:color w:val="FFFFFF"/>
+                <w:sz w:val="20"/>
+              </w:rPr>
+              <w:t>例句</w:t>
+            </w:r>
+          </w:p>
+        </w:tc>
+      </w:tr>
+      <w:tr>
+        <w:tc>
+          <w:tcPr>
+            <w:tcW w:type="dxa" w:w="3400"/>
+          </w:tcPr>
+          <w:p>
+            <w:r/>
+            <w:r>
+              <w:rPr>
+                <w:rFonts w:ascii="Times New Roman" w:hAnsi="Times New Roman" w:eastAsia="微软雅黑"/>
+                <w:b w:val="0"/>
+                <w:i w:val="0"/>
+                <w:sz w:val="20"/>
+              </w:rPr>
+              <w:t>一般现在</w:t>
+            </w:r>
+          </w:p>
+        </w:tc>
+        <w:tc>
+          <w:tcPr>
+            <w:tcW w:type="dxa" w:w="3400"/>
+          </w:tcPr>
+          <w:p>
+            <w:r/>
+            <w:r>
+              <w:rPr>
+                <w:rFonts w:ascii="Times New Roman" w:hAnsi="Times New Roman" w:eastAsia="微软雅黑"/>
+                <w:b w:val="0"/>
+                <w:i w:val="0"/>
+                <w:sz w:val="20"/>
+              </w:rPr>
+              <w:t>am/is/are done</w:t>
+            </w:r>
+          </w:p>
+        </w:tc>
+        <w:tc>
+          <w:tcPr>
+            <w:tcW w:type="dxa" w:w="3400"/>
+          </w:tcPr>
+          <w:p>
+            <w:r/>
+            <w:r>
+              <w:rPr>
+                <w:rFonts w:ascii="Times New Roman" w:hAnsi="Times New Roman" w:eastAsia="微软雅黑"/>
+                <w:b w:val="0"/>
+                <w:i w:val="0"/>
+                <w:sz w:val="20"/>
+              </w:rPr>
+              <w:t>The room is cleaned every day.</w:t>
+            </w:r>
+          </w:p>
+        </w:tc>
+      </w:tr>
+      <w:tr>
+        <w:tc>
+          <w:tcPr>
+            <w:tcW w:type="dxa" w:w="3400"/>
+          </w:tcPr>
+          <w:p>
+            <w:r/>
+            <w:r>
+              <w:rPr>
+                <w:rFonts w:ascii="Times New Roman" w:hAnsi="Times New Roman" w:eastAsia="微软雅黑"/>
+                <w:b w:val="0"/>
+                <w:i w:val="0"/>
+                <w:sz w:val="20"/>
+              </w:rPr>
+              <w:t>一般过去</w:t>
+            </w:r>
+          </w:p>
+        </w:tc>
+        <w:tc>
+          <w:tcPr>
+            <w:tcW w:type="dxa" w:w="3400"/>
+          </w:tcPr>
+          <w:p>
+            <w:r/>
+            <w:r>
+              <w:rPr>
+                <w:rFonts w:ascii="Times New Roman" w:hAnsi="Times New Roman" w:eastAsia="微软雅黑"/>
+                <w:b w:val="0"/>
+                <w:i w:val="0"/>
+                <w:sz w:val="20"/>
+              </w:rPr>
+              <w:t>was/were done</w:t>
+            </w:r>
+          </w:p>
+        </w:tc>
+        <w:tc>
+          <w:tcPr>
+            <w:tcW w:type="dxa" w:w="3400"/>
+          </w:tcPr>
+          <w:p>
+            <w:r/>
+            <w:r>
+              <w:rPr>
+                <w:rFonts w:ascii="Times New Roman" w:hAnsi="Times New Roman" w:eastAsia="微软雅黑"/>
+                <w:b w:val="0"/>
+                <w:i w:val="0"/>
+                <w:sz w:val="20"/>
+              </w:rPr>
+              <w:t>The bridge was built in 2020.</w:t>
+            </w:r>
+          </w:p>
+        </w:tc>
+      </w:tr>
+      <w:tr>
+        <w:tc>
+          <w:tcPr>
+            <w:tcW w:type="dxa" w:w="3400"/>
+          </w:tcPr>
+          <w:p>
+            <w:r/>
+            <w:r>
+              <w:rPr>
+                <w:rFonts w:ascii="Times New Roman" w:hAnsi="Times New Roman" w:eastAsia="微软雅黑"/>
+                <w:b w:val="0"/>
+                <w:i w:val="0"/>
+                <w:sz w:val="20"/>
+              </w:rPr>
+              <w:t>一般将来</w:t>
+            </w:r>
+          </w:p>
+        </w:tc>
+        <w:tc>
+          <w:tcPr>
+            <w:tcW w:type="dxa" w:w="3400"/>
+          </w:tcPr>
+          <w:p>
+            <w:r/>
+            <w:r>
+              <w:rPr>
+                <w:rFonts w:ascii="Times New Roman" w:hAnsi="Times New Roman" w:eastAsia="微软雅黑"/>
+                <w:b w:val="0"/>
+                <w:i w:val="0"/>
+                <w:sz w:val="20"/>
+              </w:rPr>
+              <w:t>will be done</w:t>
+            </w:r>
+          </w:p>
+        </w:tc>
+        <w:tc>
+          <w:tcPr>
+            <w:tcW w:type="dxa" w:w="3400"/>
+          </w:tcPr>
+          <w:p>
+            <w:r/>
+            <w:r>
+              <w:rPr>
+                <w:rFonts w:ascii="Times New Roman" w:hAnsi="Times New Roman" w:eastAsia="微软雅黑"/>
+                <w:b w:val="0"/>
+                <w:i w:val="0"/>
+                <w:sz w:val="20"/>
+              </w:rPr>
+              <w:t>A meeting will be held next week.</w:t>
+            </w:r>
+          </w:p>
+        </w:tc>
+      </w:tr>
+      <w:tr>
+        <w:tc>
+          <w:tcPr>
+            <w:tcW w:type="dxa" w:w="3400"/>
+          </w:tcPr>
+          <w:p>
+            <w:r/>
+            <w:r>
+              <w:rPr>
+                <w:rFonts w:ascii="Times New Roman" w:hAnsi="Times New Roman" w:eastAsia="微软雅黑"/>
+                <w:b w:val="0"/>
+                <w:i w:val="0"/>
+                <w:sz w:val="20"/>
+              </w:rPr>
+              <w:t>现在完成</w:t>
+            </w:r>
+          </w:p>
+        </w:tc>
+        <w:tc>
+          <w:tcPr>
+            <w:tcW w:type="dxa" w:w="3400"/>
+          </w:tcPr>
+          <w:p>
+            <w:r/>
+            <w:r>
+              <w:rPr>
+                <w:rFonts w:ascii="Times New Roman" w:hAnsi="Times New Roman" w:eastAsia="微软雅黑"/>
+                <w:b w:val="0"/>
+                <w:i w:val="0"/>
+                <w:sz w:val="20"/>
+              </w:rPr>
+              <w:t>have/has been done</w:t>
+            </w:r>
+          </w:p>
+        </w:tc>
+        <w:tc>
+          <w:tcPr>
+            <w:tcW w:type="dxa" w:w="3400"/>
+          </w:tcPr>
+          <w:p>
+            <w:r/>
+            <w:r>
+              <w:rPr>
+                <w:rFonts w:ascii="Times New Roman" w:hAnsi="Times New Roman" w:eastAsia="微软雅黑"/>
+                <w:b w:val="0"/>
+                <w:i w:val="0"/>
+                <w:sz w:val="20"/>
+              </w:rPr>
+              <w:t>The work has been finished.</w:t>
+            </w:r>
+          </w:p>
+        </w:tc>
+      </w:tr>
+      <w:tr>
+        <w:tc>
+          <w:tcPr>
+            <w:tcW w:type="dxa" w:w="3400"/>
+          </w:tcPr>
+          <w:p>
+            <w:r/>
+            <w:r>
+              <w:rPr>
+                <w:rFonts w:ascii="Times New Roman" w:hAnsi="Times New Roman" w:eastAsia="微软雅黑"/>
+                <w:b w:val="0"/>
+                <w:i w:val="0"/>
+                <w:sz w:val="20"/>
+              </w:rPr>
+              <w:t>过去完成</w:t>
+            </w:r>
+          </w:p>
+        </w:tc>
+        <w:tc>
+          <w:tcPr>
+            <w:tcW w:type="dxa" w:w="3400"/>
+          </w:tcPr>
+          <w:p>
+            <w:r/>
+            <w:r>
+              <w:rPr>
+                <w:rFonts w:ascii="Times New Roman" w:hAnsi="Times New Roman" w:eastAsia="微软雅黑"/>
+                <w:b w:val="0"/>
+                <w:i w:val="0"/>
+                <w:sz w:val="20"/>
+              </w:rPr>
+              <w:t>had been done</w:t>
+            </w:r>
+          </w:p>
+        </w:tc>
+        <w:tc>
+          <w:tcPr>
+            <w:tcW w:type="dxa" w:w="3400"/>
+          </w:tcPr>
+          <w:p>
+            <w:r/>
+            <w:r>
+              <w:rPr>
+                <w:rFonts w:ascii="Times New Roman" w:hAnsi="Times New Roman" w:eastAsia="微软雅黑"/>
+                <w:b w:val="0"/>
+                <w:i w:val="0"/>
+                <w:sz w:val="20"/>
+              </w:rPr>
+              <w:t>The thief had been caught.</w:t>
+            </w:r>
+          </w:p>
+        </w:tc>
+      </w:tr>
+      <w:tr>
+        <w:tc>
+          <w:tcPr>
+            <w:tcW w:type="dxa" w:w="3400"/>
+          </w:tcPr>
+          <w:p>
+            <w:r/>
+            <w:r>
+              <w:rPr>
+                <w:rFonts w:ascii="Times New Roman" w:hAnsi="Times New Roman" w:eastAsia="微软雅黑"/>
+                <w:b w:val="0"/>
+                <w:i w:val="0"/>
+                <w:sz w:val="20"/>
+              </w:rPr>
+              <w:t>含情态动词</w:t>
+            </w:r>
+          </w:p>
+        </w:tc>
+        <w:tc>
+          <w:tcPr>
+            <w:tcW w:type="dxa" w:w="3400"/>
+          </w:tcPr>
+          <w:p>
+            <w:r/>
+            <w:r>
+              <w:rPr>
+                <w:rFonts w:ascii="Times New Roman" w:hAnsi="Times New Roman" w:eastAsia="微软雅黑"/>
+                <w:b w:val="0"/>
+                <w:i w:val="0"/>
+                <w:sz w:val="20"/>
+              </w:rPr>
+              <w:t>情态动词 + be done</w:t>
+            </w:r>
+          </w:p>
+        </w:tc>
+        <w:tc>
+          <w:tcPr>
+            <w:tcW w:type="dxa" w:w="3400"/>
+          </w:tcPr>
+          <w:p>
+            <w:r/>
+            <w:r>
+              <w:rPr>
+                <w:rFonts w:ascii="Times New Roman" w:hAnsi="Times New Roman" w:eastAsia="微软雅黑"/>
+                <w:b w:val="0"/>
+                <w:i w:val="0"/>
+                <w:sz w:val="20"/>
+              </w:rPr>
+              <w:t>The rules must be followed.</w:t>
+            </w:r>
+          </w:p>
+        </w:tc>
+      </w:tr>
+    </w:tbl>
+    <w:p>
+      <w:pPr>
+        <w:spacing w:before="80"/>
+      </w:pPr>
+      <w:r>
+        <w:rPr>
+          <w:rFonts w:ascii="Times New Roman" w:hAnsi="Times New Roman" w:eastAsia="微软雅黑"/>
+          <w:b/>
+          <w:i w:val="0"/>
+          <w:color w:val="2E75B6"/>
+          <w:sz w:val="24"/>
+        </w:rPr>
+        <w:t>8.6 被动时态判断法</w:t>
       </w:r>
     </w:p>
     <w:p>
@@ -672,7 +1389,7 @@
           <w:color w:val="C00000"/>
           <w:sz w:val="22"/>
         </w:rPr>
-        <w:t>for + 时间段；since + 时间点/从句。</w:t>
+        <w:t>看时间标志词：now/every day → 一般现在；yesterday/ago/last → 一般过去；next/tomorrow → 一般将来；since/already → 现在完成；by + 过去时间 → 过去完成。</w:t>
       </w:r>
     </w:p>
     <w:p>
@@ -687,7 +1404,7 @@
           <w:i/>
           <w:sz w:val="22"/>
         </w:rPr>
-        <w:t xml:space="preserve">He has lived here since 2020, and I have known him for six years.　</w:t>
+        <w:t xml:space="preserve">The homework has been finished already, and a new hospital will be built in our district next year.　</w:t>
       </w:r>
       <w:r>
         <w:rPr>
@@ -697,7 +1414,7 @@
           <w:color w:val="595959"/>
           <w:sz w:val="22"/>
         </w:rPr>
-        <w:t>他自2020年住在这里，我认识他六年了。</w:t>
+        <w:t>作业已经完成了，一座新医院明年将在我们区建成。</w:t>
       </w:r>
     </w:p>
     <w:p>
@@ -712,7 +1429,7 @@
           <w:color w:val="2E75B6"/>
           <w:sz w:val="24"/>
         </w:rPr>
-        <w:t>8.3 过去完成时</w:t>
+        <w:t>8.7 易错点</w:t>
       </w:r>
     </w:p>
     <w:p>
@@ -723,37 +1440,26 @@
       <w:r>
         <w:rPr>
           <w:rFonts w:ascii="Times New Roman" w:hAnsi="Times New Roman" w:eastAsia="微软雅黑"/>
-          <w:b/>
+          <w:b w:val="0"/>
           <w:i w:val="0"/>
-          <w:color w:val="C00000"/>
           <w:sz w:val="22"/>
         </w:rPr>
-        <w:t>had + 过去分词，表过去的过去；标志：by + 过去时间、before + 过去动作。</w:t>
+        <w:t>不及物动词（happen/take place/rise）没有被动语态；there be 结构没有被动。</w:t>
       </w:r>
     </w:p>
     <w:p>
       <w:pPr>
-        <w:spacing w:lineRule="auto" w:line="312" w:after="20"/>
-        <w:ind w:left="340"/>
+        <w:pStyle w:val="ListBullet"/>
+        <w:spacing w:after="20"/>
       </w:pPr>
       <w:r>
         <w:rPr>
           <w:rFonts w:ascii="Times New Roman" w:hAnsi="Times New Roman" w:eastAsia="微软雅黑"/>
           <w:b w:val="0"/>
-          <w:i/>
+          <w:i w:val="0"/>
           <w:sz w:val="22"/>
         </w:rPr>
-        <w:t xml:space="preserve">The train had left when I got to the station.　</w:t>
-      </w:r>
-      <w:r>
-        <w:rPr>
-          <w:rFonts w:ascii="Times New Roman" w:hAnsi="Times New Roman" w:eastAsia="微软雅黑"/>
-          <w:b w:val="0"/>
-          <w:i w:val="0"/>
-          <w:color w:val="595959"/>
-          <w:sz w:val="22"/>
-        </w:rPr>
-        <w:t>我到车站时火车已经开走了。</w:t>
+        <w:t>被动句的 be 必须随主语和时态变化（is/are/was/were/has been/will be），不可只写过去分词。</w:t>
       </w:r>
     </w:p>
     <w:p>
@@ -782,7 +1488,7 @@
           <w:i w:val="0"/>
           <w:sz w:val="22"/>
         </w:rPr>
-        <w:t>1. He has lived in this city ___ 2020, when he moved here from the south, and I have known him ___ six years, since we became classmates in junior high school.</w:t>
+        <w:t>1. The good news, which came this morning, made everyone ___ , and the headmaster, who was moved, ___ us warmly for our hard work.</w:t>
       </w:r>
     </w:p>
     <w:p>
@@ -797,7 +1503,7 @@
           <w:i w:val="0"/>
           <w:sz w:val="21"/>
         </w:rPr>
-        <w:t>A. for / for　B. since / since　C. since / for　D. for / since</w:t>
+        <w:t>A. happy / thanked　B. happily / thanking　C. happiness / thanks　D. happier / thank</w:t>
       </w:r>
     </w:p>
     <w:p>
@@ -811,7 +1517,7 @@
           <w:i w:val="0"/>
           <w:sz w:val="22"/>
         </w:rPr>
-        <w:t>2. By the time I got home, my mother ___ dinner, and my father, who came back earlier, ___ the dishes, so the kitchen was already clean and tidy.</w:t>
+        <w:t>2. She ___ a patient teacher, who always helps us with our problems, and she ___ very kind to every student in the class.</w:t>
       </w:r>
     </w:p>
     <w:p>
@@ -826,7 +1532,7 @@
           <w:i w:val="0"/>
           <w:sz w:val="21"/>
         </w:rPr>
-        <w:t>A. cooked / washed　B. had cooked / had washed　C. has cooked / has washed　D. cooks / washes</w:t>
+        <w:t>A. is / is　B. was / was　C. has been / has been　D. will be / will be</w:t>
       </w:r>
     </w:p>
     <w:p>
@@ -840,7 +1546,7 @@
           <w:i w:val="0"/>
           <w:sz w:val="22"/>
         </w:rPr>
-        <w:t>3. He ___ just finished his homework when his mother came in, and he ___ already cleaned his room before she arrived, which surprised her a lot.</w:t>
+        <w:t>3. The teacher ___ us some useful advice on study, and she also ___ her own books to us, which moved us deeply.</w:t>
       </w:r>
     </w:p>
     <w:p>
@@ -855,7 +1561,7 @@
           <w:i w:val="0"/>
           <w:sz w:val="21"/>
         </w:rPr>
-        <w:t>A. has / had　B. had / has　C. has / has　D. had / had</w:t>
+        <w:t>A. gave / lent　B. gives / borrows　C. gave / borrowed　D. gives / lent</w:t>
       </w:r>
     </w:p>
     <w:p>
@@ -869,7 +1575,7 @@
           <w:i w:val="0"/>
           <w:sz w:val="22"/>
         </w:rPr>
-        <w:t>4. I ___ to Beijing twice, and last summer I ___ there with my parents, who work in a big hospital, so I know the city quite well now.</w:t>
+        <w:t>4. ___ he will come or not is still a question, and it ___ on the weather, which changes quickly these days.</w:t>
       </w:r>
     </w:p>
     <w:p>
@@ -884,7 +1590,7 @@
           <w:i w:val="0"/>
           <w:sz w:val="21"/>
         </w:rPr>
-        <w:t>A. have been / went　B. went / have been　C. have gone / went　D. went / had gone</w:t>
+        <w:t>A. Whether / depends　B. If / depend　C. That / is depending　D. What / doesn't</w:t>
       </w:r>
     </w:p>
     <w:p>
@@ -898,7 +1604,7 @@
           <w:i w:val="0"/>
           <w:sz w:val="22"/>
         </w:rPr>
-        <w:t>5. While I ___ my homework in my room, my little brother, who is only three years old, ___ into the room quietly and broke my favorite cup, which I received as a gift.</w:t>
+        <w:t>5. The news ___ me very happy, and it ___ us that the exam had been put off, which was a great relief.</w:t>
       </w:r>
     </w:p>
     <w:p>
@@ -913,7 +1619,7 @@
           <w:i w:val="0"/>
           <w:sz w:val="21"/>
         </w:rPr>
-        <w:t>A. was doing / came　B. did / was coming　C. have done / comes　D. had done / had come</w:t>
+        <w:t>A. made / told　B. makes / tells　C. made / tells　D. makes / told</w:t>
       </w:r>
     </w:p>
     <w:p>
@@ -927,7 +1633,7 @@
           <w:i w:val="0"/>
           <w:sz w:val="22"/>
         </w:rPr>
-        <w:t>6. She has worked in the bank ___ ten years, and she ___ in a small office before she got this job, which pays much better than the old one.</w:t>
+        <w:t>6. The homework ___ already, so you ___ to hand it in now, which is good news for you and your classmates.</w:t>
       </w:r>
     </w:p>
     <w:p>
@@ -942,7 +1648,7 @@
           <w:i w:val="0"/>
           <w:sz w:val="21"/>
         </w:rPr>
-        <w:t>A. for / worked　B. since / works　C. for / works　D. since / worked</w:t>
+        <w:t>A. has been finished / are allowed　B. has finished / allow　C. finished / allowed　D. is finishing / are allowing</w:t>
       </w:r>
     </w:p>
     <w:p>
@@ -956,7 +1662,7 @@
           <w:i w:val="0"/>
           <w:sz w:val="22"/>
         </w:rPr>
-        <w:t>7. The train ___ already left when we arrived at the station, and we ___ to wait for the next one, which came two hours later, so we missed the meeting.</w:t>
+        <w:t>7. A new hospital ___ in our district next year, and the old one ___ down last month, both of which are reported in the news.</w:t>
       </w:r>
     </w:p>
     <w:p>
@@ -971,7 +1677,7 @@
           <w:i w:val="0"/>
           <w:sz w:val="21"/>
         </w:rPr>
-        <w:t>A. had / had　B. has / have　C. had / has　D. has / had</w:t>
+        <w:t>A. will be built / was pulled　B. will build / pulled　C. is building / is pulled　D. built / pulls</w:t>
       </w:r>
     </w:p>
     <w:p>
@@ -985,7 +1691,7 @@
           <w:i w:val="0"/>
           <w:sz w:val="22"/>
         </w:rPr>
-        <w:t>8. This is the most beautiful place that I ___ ever visited, and I ___ never seen such a wonderful view before in my whole life, which makes me want to stay forever.</w:t>
+        <w:t>8. The thief ___ by the police before he could escape from the building, and he ___ to the police station at once.</w:t>
       </w:r>
     </w:p>
     <w:p>
@@ -1000,7 +1706,7 @@
           <w:i w:val="0"/>
           <w:sz w:val="21"/>
         </w:rPr>
-        <w:t>A. have / have　B. had / had　C. has / has　D. had / have</w:t>
+        <w:t>A. had been caught / was taken　B. was caught / has taken　C. has been caught / takes　D. caught / was taking</w:t>
       </w:r>
     </w:p>
     <w:p>
@@ -1014,7 +1720,7 @@
           <w:i w:val="0"/>
           <w:sz w:val="22"/>
         </w:rPr>
-        <w:t>9. Great changes ___ taken place in our hometown since 2010, when I ___ a little boy, and many new buildings have appeared along the river, which used to be empty fields.</w:t>
+        <w:t>9. The problem, which is very difficult for beginners, should ___ carefully, and it ___ at the meeting yesterday, but no agreement was reached.</w:t>
       </w:r>
     </w:p>
     <w:p>
@@ -1029,7 +1735,7 @@
           <w:i w:val="0"/>
           <w:sz w:val="21"/>
         </w:rPr>
-        <w:t>A. have / was　B. had / am　C. have / have been　D. had / was</w:t>
+        <w:t>A. be considered / was discussed　B. consider / discussed　C. be considering / is discussed　D. considered / was discussing</w:t>
       </w:r>
     </w:p>
     <w:p>
@@ -1043,7 +1749,7 @@
           <w:i w:val="0"/>
           <w:sz w:val="22"/>
         </w:rPr>
-        <w:t>10. After he ___ his work carefully, he went to bed, and he ___ up early the next morning to catch the early train, which left at six o'clock sharp.</w:t>
+        <w:t>10. English ___ in many countries, and the Great Wall ___ by millions of tourists since it became world-famous, which makes us proud.</w:t>
       </w:r>
     </w:p>
     <w:p>
@@ -1058,7 +1764,7 @@
           <w:i w:val="0"/>
           <w:sz w:val="21"/>
         </w:rPr>
-        <w:t>A. finished / woke　B. had finished / woke　C. has finished / wakes　D. finishes / has woken</w:t>
+        <w:t>A. is spoken / has been visited　B. speaks / visited　C. is speaking / visits　D. spoke / visiting</w:t>
       </w:r>
     </w:p>
     <w:p>
@@ -1112,7 +1818,7 @@
           <w:color w:val="7F4F00"/>
           <w:sz w:val="21"/>
         </w:rPr>
-        <w:t>词库：since　for　had left　was watching　has been　will visit　have lived　had eaten　has gone　have known　will come　had never seen</w:t>
+        <w:t>词库：is spoken　is cleaned　was built　is being built　are planted　had been repaired　will be held　should be protected　can be used　are made</w:t>
       </w:r>
     </w:p>
     <w:p>
@@ -1127,7 +1833,7 @@
           <w:i w:val="0"/>
           <w:sz w:val="22"/>
         </w:rPr>
-        <w:t>My grandparents (1) ____ in this small town since 1980, and I have known them (2) ____ almost twenty years. Last year, I went to visit them during the summer holiday, although I had been busy with my studies.</w:t>
+        <w:t>Our school is a beautiful place. English (1) ____ in many classes every day, because the school wants to improve our spoken English. The library (2) ____ by the students on duty every morning, so it is always clean and tidy.</w:t>
       </w:r>
     </w:p>
     <w:p>
@@ -1142,7 +1848,7 @@
           <w:i w:val="0"/>
           <w:sz w:val="22"/>
         </w:rPr>
-        <w:t>When I arrived at their house, they (3) ____ lunch, because they knew I would come early. At that time, my grandma (4) ____ TV in the living room, while my grandpa was reading a newspaper. They were so happy to see me that they kept asking about my life.</w:t>
+        <w:t>The teaching building (3) ____ last year, and it was designed by a famous architect, which makes it special. Now, a new playground (4) ____ in the back of the school, and it will be finished next month. The flowers (5) ____ along the road every spring, which makes the campus more and more beautiful.</w:t>
       </w:r>
     </w:p>
     <w:p>
@@ -1157,7 +1863,7 @@
           <w:i w:val="0"/>
           <w:sz w:val="22"/>
         </w:rPr>
-        <w:t>My grandma told me that she (5) ____ the housework before I came, so the room was very clean. My grandpa said, I (6) ____ to Shanghai three times, but I (7) ____ such a beautiful park as the one there. We (8) ____ you next month, if the weather is fine.</w:t>
+        <w:t>The old library (6) ____ before the new one was opened, so that the books could be moved safely, which was very important. A speech contest (7) ____ in the hall next Friday, and every student is welcome to join it. The environment (8) ____ by all of us, though some students still throw rubbish on the ground sometimes.</w:t>
       </w:r>
     </w:p>
     <w:p>
@@ -1172,7 +1878,7 @@
           <w:i w:val="0"/>
           <w:sz w:val="22"/>
         </w:rPr>
-        <w:t>I was deeply moved by their words. Before I left, my grandma reminded me that she (9) ____ me since I was a little child, and she would always care about me. This town (10) ____ my spiritual home forever.</w:t>
+        <w:t>Computers (9) ____ in our computer room, and the machines (10) ____ by the workers, which is very convenient for us all.</w:t>
       </w:r>
     </w:p>
     <w:p>
@@ -1216,7 +1922,7 @@
           <w:i w:val="0"/>
           <w:sz w:val="22"/>
         </w:rPr>
-        <w:t>1. 我到车站时火车已经开走了，所以我等了下一班。</w:t>
+        <w:t>1. 这个消息让我非常开心，它也告诉我们考试延期了。</w:t>
       </w:r>
     </w:p>
     <w:p>
@@ -1230,7 +1936,7 @@
           <w:i w:val="0"/>
           <w:sz w:val="22"/>
         </w:rPr>
-        <w:t>2. 我学英语已经五年了，现在能读英文小说了。</w:t>
+        <w:t>2. 作业已经被完成了，你现在可以回家了。</w:t>
       </w:r>
     </w:p>
     <w:p>
@@ -1244,7 +1950,7 @@
           <w:i w:val="0"/>
           <w:sz w:val="22"/>
         </w:rPr>
-        <w:t>3. 她自2018年起就住在长沙，她在这里住了六年了。</w:t>
+        <w:t>3. 一座新医院明年将在我们区建成。</w:t>
       </w:r>
     </w:p>
     <w:sectPr>
